--- a/ServiceApp/src/main/resources/templates/pv_receptie.docx
+++ b/ServiceApp/src/main/resources/templates/pv_receptie.docx
@@ -529,25 +529,7 @@
                 <w:bCs/>
                 <w:lang w:val="ro-RO"/>
               </w:rPr>
-              <w:t>${</w:t>
-            </w:r>
-            <w:r>
-              <w:rPr>
-                <w:rFonts w:ascii="Aptos" w:hAnsi="Aptos"/>
-                <w:b/>
-                <w:bCs/>
-                <w:lang w:val="ro-RO"/>
-              </w:rPr>
-              <w:t>equipmentName</w:t>
-            </w:r>
-            <w:r>
-              <w:rPr>
-                <w:rFonts w:ascii="Aptos" w:hAnsi="Aptos"/>
-                <w:b/>
-                <w:bCs/>
-                <w:lang w:val="ro-RO"/>
-              </w:rPr>
-              <w:t>}</w:t>
+              <w:t>${equipmentName}</w:t>
             </w:r>
           </w:p>
         </w:tc>
@@ -625,8 +607,8 @@
       <w:r>
         <w:rPr/>
       </w:r>
-      <w:bookmarkStart w:id="1" w:name="_Hlk175053820"/>
-      <w:bookmarkStart w:id="2" w:name="_Hlk175053820"/>
+      <w:bookmarkStart w:id="1" w:name="_Hlk175053820_Copy_1"/>
+      <w:bookmarkStart w:id="2" w:name="_Hlk175053820_Copy_1"/>
       <w:bookmarkEnd w:id="2"/>
     </w:p>
     <w:p>
@@ -718,10 +700,9 @@
           <w:lang w:val="ro-RO"/>
         </w:rPr>
       </w:pPr>
-      <w:bookmarkStart w:id="3" w:name="_Hlk189065378"/>
       <w:r>
         <w:drawing>
-          <wp:anchor behindDoc="0" distT="0" distB="0" distL="0" distR="0" simplePos="0" locked="0" layoutInCell="1" allowOverlap="1" relativeHeight="6">
+          <wp:anchor behindDoc="0" distT="0" distB="0" distL="0" distR="0" simplePos="0" locked="0" layoutInCell="1" allowOverlap="1" relativeHeight="7">
             <wp:simplePos x="0" y="0"/>
             <wp:positionH relativeFrom="column">
               <wp:posOffset>695325</wp:posOffset>
@@ -824,18 +805,7 @@
           <w:szCs w:val="24"/>
           <w:lang w:val="ro-RO"/>
         </w:rPr>
-        <w:t>$</w:t>
-      </w:r>
-      <w:r>
-        <w:rPr>
-          <w:rFonts w:cs="Calibri"/>
-          <w:b/>
-          <w:bCs/>
-          <w:sz w:val="24"/>
-          <w:szCs w:val="24"/>
-          <w:lang w:val="ro-RO"/>
-        </w:rPr>
-        <w:t>{customerName}</w:t>
+        <w:t>${customerName}</w:t>
       </w:r>
     </w:p>
     <w:p>
@@ -843,7 +813,7 @@
         <w:pStyle w:val="NoSpacing"/>
         <w:rPr/>
       </w:pPr>
-      <w:bookmarkStart w:id="4" w:name="_Hlk189065378"/>
+      <w:bookmarkStart w:id="3" w:name="_Hlk189065378"/>
       <w:r>
         <w:rPr>
           <w:rFonts w:eastAsia="Times New Roman" w:cs="Calibri"/>
@@ -855,7 +825,7 @@
         </w:rPr>
         <w:t xml:space="preserve">    </w:t>
       </w:r>
-      <w:bookmarkEnd w:id="4"/>
+      <w:bookmarkEnd w:id="3"/>
     </w:p>
     <w:p>
       <w:pPr>
@@ -908,14 +878,16 @@
   <w:p>
     <w:pPr>
       <w:pStyle w:val="Footer"/>
+      <w:jc w:val="center"/>
       <w:rPr/>
     </w:pPr>
+    <w:bookmarkStart w:id="4" w:name="PageNumWizard_FOOTER_Default_Page_Style1"/>
     <w:r>
       <w:rPr/>
       <mc:AlternateContent>
         <mc:Choice Requires="wps">
           <w:drawing>
-            <wp:anchor behindDoc="1" distT="0" distB="0" distL="0" distR="0" simplePos="0" locked="0" layoutInCell="1" allowOverlap="1" relativeHeight="3" wp14:anchorId="24C0E3FD">
+            <wp:anchor behindDoc="1" distT="0" distB="0" distL="0" distR="0" simplePos="0" locked="0" layoutInCell="1" allowOverlap="1" relativeHeight="4" wp14:anchorId="24C0E3FD">
               <wp:simplePos x="0" y="0"/>
               <wp:positionH relativeFrom="column">
                 <wp:posOffset>-1339850</wp:posOffset>
@@ -966,6 +938,7 @@
                           <w:r>
                             <w:rPr>
                               <w:rFonts w:cs="Calibri" w:ascii="Aptos" w:hAnsi="Aptos" w:cstheme="minorHAnsi"/>
+                              <w:color w:val="000000"/>
                               <w:sz w:val="12"/>
                               <w:szCs w:val="12"/>
                             </w:rPr>
@@ -986,6 +959,7 @@
                           <w:r>
                             <w:rPr>
                               <w:rFonts w:cs="Calibri" w:ascii="Aptos" w:hAnsi="Aptos" w:cstheme="minorHAnsi"/>
+                              <w:color w:val="000000"/>
                               <w:sz w:val="12"/>
                               <w:szCs w:val="12"/>
                             </w:rPr>
@@ -1006,6 +980,7 @@
                           <w:r>
                             <w:rPr>
                               <w:rFonts w:cs="Calibri" w:ascii="Aptos" w:hAnsi="Aptos" w:cstheme="minorHAnsi"/>
+                              <w:color w:val="000000"/>
                               <w:sz w:val="12"/>
                               <w:szCs w:val="12"/>
                             </w:rPr>
@@ -1026,6 +1001,7 @@
                           <w:r>
                             <w:rPr>
                               <w:rFonts w:cs="Calibri" w:ascii="Aptos" w:hAnsi="Aptos" w:cstheme="minorHAnsi"/>
+                              <w:color w:val="000000"/>
                               <w:sz w:val="12"/>
                               <w:szCs w:val="12"/>
                             </w:rPr>
@@ -1046,6 +1022,7 @@
                           <w:r>
                             <w:rPr>
                               <w:rFonts w:cs="Calibri" w:ascii="Aptos" w:hAnsi="Aptos" w:cstheme="minorHAnsi"/>
+                              <w:color w:val="000000"/>
                               <w:sz w:val="12"/>
                               <w:szCs w:val="12"/>
                             </w:rPr>
@@ -1066,6 +1043,7 @@
                           <w:r>
                             <w:rPr>
                               <w:rFonts w:cs="Calibri" w:ascii="Aptos" w:hAnsi="Aptos" w:cstheme="minorHAnsi"/>
+                              <w:color w:val="000000"/>
                               <w:sz w:val="12"/>
                               <w:szCs w:val="12"/>
                             </w:rPr>
@@ -1086,6 +1064,7 @@
                           <w:r>
                             <w:rPr>
                               <w:rFonts w:cs="Calibri" w:ascii="Aptos" w:hAnsi="Aptos" w:cstheme="minorHAnsi"/>
+                              <w:color w:val="000000"/>
                               <w:sz w:val="12"/>
                               <w:szCs w:val="12"/>
                             </w:rPr>
@@ -1106,6 +1085,7 @@
                           <w:r>
                             <w:rPr>
                               <w:rFonts w:cs="Calibri" w:ascii="Aptos" w:hAnsi="Aptos" w:cstheme="minorHAnsi"/>
+                              <w:color w:val="000000"/>
                               <w:sz w:val="12"/>
                               <w:szCs w:val="12"/>
                             </w:rPr>
@@ -1133,7 +1113,7 @@
           <w:pict>
             <v:rect id="shape_0" ID="Text Box 2" path="m0,0l-2147483645,0l-2147483645,-2147483646l0,-2147483646xe" stroked="f" o:allowincell="f" style="position:absolute;margin-left:-105.5pt;margin-top:-44.55pt;width:180.4pt;height:72.65pt;mso-wrap-style:square;v-text-anchor:top" wp14:anchorId="24C0E3FD">
               <v:fill o:detectmouseclick="t" on="false"/>
-              <v:stroke color="#3465a4" weight="9360" joinstyle="miter" endcap="flat"/>
+              <v:stroke color="#3465a4" weight="9360" joinstyle="round" endcap="flat"/>
               <v:textbox>
                 <w:txbxContent>
                   <w:p>
@@ -1150,6 +1130,7 @@
                     <w:r>
                       <w:rPr>
                         <w:rFonts w:cs="Calibri" w:ascii="Aptos" w:hAnsi="Aptos" w:cstheme="minorHAnsi"/>
+                        <w:color w:val="000000"/>
                         <w:sz w:val="12"/>
                         <w:szCs w:val="12"/>
                       </w:rPr>
@@ -1170,6 +1151,7 @@
                     <w:r>
                       <w:rPr>
                         <w:rFonts w:cs="Calibri" w:ascii="Aptos" w:hAnsi="Aptos" w:cstheme="minorHAnsi"/>
+                        <w:color w:val="000000"/>
                         <w:sz w:val="12"/>
                         <w:szCs w:val="12"/>
                       </w:rPr>
@@ -1190,6 +1172,7 @@
                     <w:r>
                       <w:rPr>
                         <w:rFonts w:cs="Calibri" w:ascii="Aptos" w:hAnsi="Aptos" w:cstheme="minorHAnsi"/>
+                        <w:color w:val="000000"/>
                         <w:sz w:val="12"/>
                         <w:szCs w:val="12"/>
                       </w:rPr>
@@ -1210,6 +1193,7 @@
                     <w:r>
                       <w:rPr>
                         <w:rFonts w:cs="Calibri" w:ascii="Aptos" w:hAnsi="Aptos" w:cstheme="minorHAnsi"/>
+                        <w:color w:val="000000"/>
                         <w:sz w:val="12"/>
                         <w:szCs w:val="12"/>
                       </w:rPr>
@@ -1230,6 +1214,7 @@
                     <w:r>
                       <w:rPr>
                         <w:rFonts w:cs="Calibri" w:ascii="Aptos" w:hAnsi="Aptos" w:cstheme="minorHAnsi"/>
+                        <w:color w:val="000000"/>
                         <w:sz w:val="12"/>
                         <w:szCs w:val="12"/>
                       </w:rPr>
@@ -1250,6 +1235,7 @@
                     <w:r>
                       <w:rPr>
                         <w:rFonts w:cs="Calibri" w:ascii="Aptos" w:hAnsi="Aptos" w:cstheme="minorHAnsi"/>
+                        <w:color w:val="000000"/>
                         <w:sz w:val="12"/>
                         <w:szCs w:val="12"/>
                       </w:rPr>
@@ -1270,6 +1256,7 @@
                     <w:r>
                       <w:rPr>
                         <w:rFonts w:cs="Calibri" w:ascii="Aptos" w:hAnsi="Aptos" w:cstheme="minorHAnsi"/>
+                        <w:color w:val="000000"/>
                         <w:sz w:val="12"/>
                         <w:szCs w:val="12"/>
                       </w:rPr>
@@ -1290,6 +1277,7 @@
                     <w:r>
                       <w:rPr>
                         <w:rFonts w:cs="Calibri" w:ascii="Aptos" w:hAnsi="Aptos" w:cstheme="minorHAnsi"/>
+                        <w:color w:val="000000"/>
                         <w:sz w:val="12"/>
                         <w:szCs w:val="12"/>
                       </w:rPr>
@@ -1304,7 +1292,7 @@
         </mc:Fallback>
       </mc:AlternateContent>
       <w:drawing>
-        <wp:anchor behindDoc="1" distT="0" distB="0" distL="0" distR="0" simplePos="0" locked="0" layoutInCell="1" allowOverlap="1" relativeHeight="5">
+        <wp:anchor behindDoc="1" distT="0" distB="0" distL="0" distR="0" simplePos="0" locked="0" layoutInCell="1" allowOverlap="1" relativeHeight="6">
           <wp:simplePos x="0" y="0"/>
           <wp:positionH relativeFrom="column">
             <wp:posOffset>147320</wp:posOffset>
@@ -1354,7 +1342,25 @@
           </a:graphic>
         </wp:anchor>
       </w:drawing>
+      <w:fldChar w:fldCharType="begin"/>
     </w:r>
+    <w:r>
+      <w:rPr/>
+      <w:instrText xml:space="preserve"> PAGE </w:instrText>
+    </w:r>
+    <w:r>
+      <w:rPr/>
+      <w:fldChar w:fldCharType="separate"/>
+    </w:r>
+    <w:r>
+      <w:rPr/>
+      <w:t>1</w:t>
+    </w:r>
+    <w:r>
+      <w:rPr/>
+      <w:fldChar w:fldCharType="end"/>
+    </w:r>
+    <w:bookmarkEnd w:id="4"/>
   </w:p>
 </w:ftr>
 </file>
@@ -1364,14 +1370,16 @@
   <w:p>
     <w:pPr>
       <w:pStyle w:val="Footer"/>
+      <w:jc w:val="center"/>
       <w:rPr/>
     </w:pPr>
+    <w:bookmarkStart w:id="5" w:name="PageNumWizard_FOOTER_Default_Page_Style1"/>
     <w:r>
       <w:rPr/>
       <mc:AlternateContent>
         <mc:Choice Requires="wps">
           <w:drawing>
-            <wp:anchor behindDoc="1" distT="0" distB="0" distL="0" distR="0" simplePos="0" locked="0" layoutInCell="1" allowOverlap="1" relativeHeight="3" wp14:anchorId="24C0E3FD">
+            <wp:anchor behindDoc="1" distT="0" distB="0" distL="0" distR="0" simplePos="0" locked="0" layoutInCell="1" allowOverlap="1" relativeHeight="4" wp14:anchorId="24C0E3FD">
               <wp:simplePos x="0" y="0"/>
               <wp:positionH relativeFrom="column">
                 <wp:posOffset>-1339850</wp:posOffset>
@@ -1422,6 +1430,7 @@
                           <w:r>
                             <w:rPr>
                               <w:rFonts w:cs="Calibri" w:ascii="Aptos" w:hAnsi="Aptos" w:cstheme="minorHAnsi"/>
+                              <w:color w:val="000000"/>
                               <w:sz w:val="12"/>
                               <w:szCs w:val="12"/>
                             </w:rPr>
@@ -1442,6 +1451,7 @@
                           <w:r>
                             <w:rPr>
                               <w:rFonts w:cs="Calibri" w:ascii="Aptos" w:hAnsi="Aptos" w:cstheme="minorHAnsi"/>
+                              <w:color w:val="000000"/>
                               <w:sz w:val="12"/>
                               <w:szCs w:val="12"/>
                             </w:rPr>
@@ -1462,6 +1472,7 @@
                           <w:r>
                             <w:rPr>
                               <w:rFonts w:cs="Calibri" w:ascii="Aptos" w:hAnsi="Aptos" w:cstheme="minorHAnsi"/>
+                              <w:color w:val="000000"/>
                               <w:sz w:val="12"/>
                               <w:szCs w:val="12"/>
                             </w:rPr>
@@ -1482,6 +1493,7 @@
                           <w:r>
                             <w:rPr>
                               <w:rFonts w:cs="Calibri" w:ascii="Aptos" w:hAnsi="Aptos" w:cstheme="minorHAnsi"/>
+                              <w:color w:val="000000"/>
                               <w:sz w:val="12"/>
                               <w:szCs w:val="12"/>
                             </w:rPr>
@@ -1502,6 +1514,7 @@
                           <w:r>
                             <w:rPr>
                               <w:rFonts w:cs="Calibri" w:ascii="Aptos" w:hAnsi="Aptos" w:cstheme="minorHAnsi"/>
+                              <w:color w:val="000000"/>
                               <w:sz w:val="12"/>
                               <w:szCs w:val="12"/>
                             </w:rPr>
@@ -1522,6 +1535,7 @@
                           <w:r>
                             <w:rPr>
                               <w:rFonts w:cs="Calibri" w:ascii="Aptos" w:hAnsi="Aptos" w:cstheme="minorHAnsi"/>
+                              <w:color w:val="000000"/>
                               <w:sz w:val="12"/>
                               <w:szCs w:val="12"/>
                             </w:rPr>
@@ -1542,6 +1556,7 @@
                           <w:r>
                             <w:rPr>
                               <w:rFonts w:cs="Calibri" w:ascii="Aptos" w:hAnsi="Aptos" w:cstheme="minorHAnsi"/>
+                              <w:color w:val="000000"/>
                               <w:sz w:val="12"/>
                               <w:szCs w:val="12"/>
                             </w:rPr>
@@ -1562,6 +1577,7 @@
                           <w:r>
                             <w:rPr>
                               <w:rFonts w:cs="Calibri" w:ascii="Aptos" w:hAnsi="Aptos" w:cstheme="minorHAnsi"/>
+                              <w:color w:val="000000"/>
                               <w:sz w:val="12"/>
                               <w:szCs w:val="12"/>
                             </w:rPr>
@@ -1589,7 +1605,7 @@
           <w:pict>
             <v:rect id="shape_0" ID="Text Box 2" path="m0,0l-2147483645,0l-2147483645,-2147483646l0,-2147483646xe" stroked="f" o:allowincell="f" style="position:absolute;margin-left:-105.5pt;margin-top:-44.55pt;width:180.4pt;height:72.65pt;mso-wrap-style:square;v-text-anchor:top" wp14:anchorId="24C0E3FD">
               <v:fill o:detectmouseclick="t" on="false"/>
-              <v:stroke color="#3465a4" weight="9360" joinstyle="miter" endcap="flat"/>
+              <v:stroke color="#3465a4" weight="9360" joinstyle="round" endcap="flat"/>
               <v:textbox>
                 <w:txbxContent>
                   <w:p>
@@ -1606,6 +1622,7 @@
                     <w:r>
                       <w:rPr>
                         <w:rFonts w:cs="Calibri" w:ascii="Aptos" w:hAnsi="Aptos" w:cstheme="minorHAnsi"/>
+                        <w:color w:val="000000"/>
                         <w:sz w:val="12"/>
                         <w:szCs w:val="12"/>
                       </w:rPr>
@@ -1626,6 +1643,7 @@
                     <w:r>
                       <w:rPr>
                         <w:rFonts w:cs="Calibri" w:ascii="Aptos" w:hAnsi="Aptos" w:cstheme="minorHAnsi"/>
+                        <w:color w:val="000000"/>
                         <w:sz w:val="12"/>
                         <w:szCs w:val="12"/>
                       </w:rPr>
@@ -1646,6 +1664,7 @@
                     <w:r>
                       <w:rPr>
                         <w:rFonts w:cs="Calibri" w:ascii="Aptos" w:hAnsi="Aptos" w:cstheme="minorHAnsi"/>
+                        <w:color w:val="000000"/>
                         <w:sz w:val="12"/>
                         <w:szCs w:val="12"/>
                       </w:rPr>
@@ -1666,6 +1685,7 @@
                     <w:r>
                       <w:rPr>
                         <w:rFonts w:cs="Calibri" w:ascii="Aptos" w:hAnsi="Aptos" w:cstheme="minorHAnsi"/>
+                        <w:color w:val="000000"/>
                         <w:sz w:val="12"/>
                         <w:szCs w:val="12"/>
                       </w:rPr>
@@ -1686,6 +1706,7 @@
                     <w:r>
                       <w:rPr>
                         <w:rFonts w:cs="Calibri" w:ascii="Aptos" w:hAnsi="Aptos" w:cstheme="minorHAnsi"/>
+                        <w:color w:val="000000"/>
                         <w:sz w:val="12"/>
                         <w:szCs w:val="12"/>
                       </w:rPr>
@@ -1706,6 +1727,7 @@
                     <w:r>
                       <w:rPr>
                         <w:rFonts w:cs="Calibri" w:ascii="Aptos" w:hAnsi="Aptos" w:cstheme="minorHAnsi"/>
+                        <w:color w:val="000000"/>
                         <w:sz w:val="12"/>
                         <w:szCs w:val="12"/>
                       </w:rPr>
@@ -1726,6 +1748,7 @@
                     <w:r>
                       <w:rPr>
                         <w:rFonts w:cs="Calibri" w:ascii="Aptos" w:hAnsi="Aptos" w:cstheme="minorHAnsi"/>
+                        <w:color w:val="000000"/>
                         <w:sz w:val="12"/>
                         <w:szCs w:val="12"/>
                       </w:rPr>
@@ -1746,6 +1769,7 @@
                     <w:r>
                       <w:rPr>
                         <w:rFonts w:cs="Calibri" w:ascii="Aptos" w:hAnsi="Aptos" w:cstheme="minorHAnsi"/>
+                        <w:color w:val="000000"/>
                         <w:sz w:val="12"/>
                         <w:szCs w:val="12"/>
                       </w:rPr>
@@ -1760,7 +1784,7 @@
         </mc:Fallback>
       </mc:AlternateContent>
       <w:drawing>
-        <wp:anchor behindDoc="1" distT="0" distB="0" distL="0" distR="0" simplePos="0" locked="0" layoutInCell="1" allowOverlap="1" relativeHeight="5">
+        <wp:anchor behindDoc="1" distT="0" distB="0" distL="0" distR="0" simplePos="0" locked="0" layoutInCell="1" allowOverlap="1" relativeHeight="6">
           <wp:simplePos x="0" y="0"/>
           <wp:positionH relativeFrom="column">
             <wp:posOffset>147320</wp:posOffset>
@@ -1810,7 +1834,25 @@
           </a:graphic>
         </wp:anchor>
       </w:drawing>
+      <w:fldChar w:fldCharType="begin"/>
     </w:r>
+    <w:r>
+      <w:rPr/>
+      <w:instrText xml:space="preserve"> PAGE </w:instrText>
+    </w:r>
+    <w:r>
+      <w:rPr/>
+      <w:fldChar w:fldCharType="separate"/>
+    </w:r>
+    <w:r>
+      <w:rPr/>
+      <w:t>1</w:t>
+    </w:r>
+    <w:r>
+      <w:rPr/>
+      <w:fldChar w:fldCharType="end"/>
+    </w:r>
+    <w:bookmarkEnd w:id="5"/>
   </w:p>
 </w:ftr>
 </file>
@@ -2362,6 +2404,7 @@
     <w:rsid w:val="00d65731"/>
     <w:pPr>
       <w:widowControl/>
+      <w:suppressAutoHyphens w:val="true"/>
       <w:bidi w:val="0"/>
       <w:spacing w:lineRule="auto" w:line="259" w:before="0" w:after="160"/>
       <w:jc w:val="left"/>
@@ -3080,7 +3123,7 @@
       <w:kern w:val="0"/>
       <w:sz w:val="24"/>
       <w:szCs w:val="24"/>
-      <w:lang w:eastAsia="ro-RO" w:val="en-US" w:bidi="ar-SA"/>
+      <w:lang w:val="en-US" w:eastAsia="ro-RO" w:bidi="ar-SA"/>
       <w14:ligatures w14:val="none"/>
     </w:rPr>
   </w:style>

--- a/ServiceApp/src/main/resources/templates/pv_receptie.docx
+++ b/ServiceApp/src/main/resources/templates/pv_receptie.docx
@@ -607,34 +607,344 @@
       <w:r>
         <w:rPr/>
       </w:r>
-      <w:bookmarkStart w:id="1" w:name="_Hlk175053820_Copy_1"/>
-      <w:bookmarkStart w:id="2" w:name="_Hlk175053820_Copy_1"/>
-      <w:bookmarkEnd w:id="2"/>
     </w:p>
     <w:p>
       <w:pPr>
         <w:pStyle w:val="Normal"/>
         <w:spacing w:lineRule="auto" w:line="240" w:before="0" w:after="0"/>
-        <w:rPr>
-          <w:rFonts w:cs="Calibri"/>
-          <w:sz w:val="24"/>
-          <w:szCs w:val="24"/>
-          <w:lang w:val="ro-RO"/>
-        </w:rPr>
+        <w:ind w:firstLine="708"/>
+        <w:jc w:val="center"/>
+        <w:rPr/>
       </w:pPr>
       <w:r>
-        <w:rPr>
-          <w:rFonts w:cs="Calibri"/>
-          <w:sz w:val="24"/>
-          <w:szCs w:val="24"/>
-          <w:lang w:val="ro-RO"/>
-        </w:rPr>
+        <w:rPr/>
       </w:r>
     </w:p>
     <w:p>
       <w:pPr>
         <w:pStyle w:val="Normal"/>
         <w:spacing w:lineRule="auto" w:line="240" w:before="0" w:after="0"/>
+        <w:ind w:firstLine="708"/>
+        <w:jc w:val="center"/>
+        <w:rPr/>
+      </w:pPr>
+      <w:r>
+        <w:rPr/>
+      </w:r>
+      <w:bookmarkStart w:id="1" w:name="_Hlk175053820_Copy_1"/>
+      <w:bookmarkStart w:id="2" w:name="_Hlk175053820_Copy_1"/>
+      <w:bookmarkEnd w:id="2"/>
+    </w:p>
+    <w:tbl>
+      <w:tblPr>
+        <w:tblW w:w="9360" w:type="dxa"/>
+        <w:jc w:val="center"/>
+        <w:tblInd w:w="0" w:type="dxa"/>
+        <w:tblLayout w:type="fixed"/>
+        <w:tblCellMar>
+          <w:top w:w="0" w:type="dxa"/>
+          <w:left w:w="108" w:type="dxa"/>
+          <w:bottom w:w="0" w:type="dxa"/>
+          <w:right w:w="108" w:type="dxa"/>
+        </w:tblCellMar>
+        <w:tblLook w:val="04a0" w:noHBand="0" w:noVBand="1" w:firstColumn="1" w:lastRow="0" w:lastColumn="0" w:firstRow="1"/>
+      </w:tblPr>
+      <w:tblGrid>
+        <w:gridCol w:w="817"/>
+        <w:gridCol w:w="3006"/>
+        <w:gridCol w:w="1415"/>
+        <w:gridCol w:w="4122"/>
+      </w:tblGrid>
+      <w:tr>
+        <w:trPr>
+          <w:trHeight w:val="910" w:hRule="atLeast"/>
+        </w:trPr>
+        <w:tc>
+          <w:tcPr>
+            <w:tcW w:w="817" w:type="dxa"/>
+            <w:tcBorders>
+              <w:top w:val="single" w:sz="4" w:space="0" w:color="000000"/>
+              <w:left w:val="single" w:sz="4" w:space="0" w:color="000000"/>
+              <w:bottom w:val="single" w:sz="4" w:space="0" w:color="000000"/>
+              <w:right w:val="single" w:sz="4" w:space="0" w:color="000000"/>
+            </w:tcBorders>
+            <w:vAlign w:val="center"/>
+          </w:tcPr>
+          <w:p>
+            <w:pPr>
+              <w:pStyle w:val="Normal"/>
+              <w:spacing w:before="0" w:after="160"/>
+              <w:jc w:val="center"/>
+              <w:rPr>
+                <w:rFonts w:ascii="Aptos" w:hAnsi="Aptos"/>
+                <w:bCs/>
+                <w:lang w:val="ro-RO" w:eastAsia="ro-RO"/>
+              </w:rPr>
+            </w:pPr>
+            <w:r>
+              <w:rPr>
+                <w:rFonts w:ascii="Aptos" w:hAnsi="Aptos"/>
+                <w:bCs/>
+                <w:lang w:val="ro-RO" w:eastAsia="ro-RO"/>
+              </w:rPr>
+              <w:t>Nr. Crt.</w:t>
+            </w:r>
+          </w:p>
+        </w:tc>
+        <w:tc>
+          <w:tcPr>
+            <w:tcW w:w="3006" w:type="dxa"/>
+            <w:tcBorders>
+              <w:top w:val="single" w:sz="4" w:space="0" w:color="000000"/>
+              <w:left w:val="single" w:sz="4" w:space="0" w:color="000000"/>
+              <w:bottom w:val="single" w:sz="4" w:space="0" w:color="000000"/>
+              <w:right w:val="single" w:sz="4" w:space="0" w:color="000000"/>
+            </w:tcBorders>
+            <w:vAlign w:val="center"/>
+          </w:tcPr>
+          <w:p>
+            <w:pPr>
+              <w:pStyle w:val="Normal"/>
+              <w:spacing w:before="0" w:after="160"/>
+              <w:jc w:val="center"/>
+              <w:rPr>
+                <w:rFonts w:ascii="Aptos" w:hAnsi="Aptos"/>
+                <w:bCs/>
+                <w:lang w:val="ro-RO" w:eastAsia="ro-RO"/>
+              </w:rPr>
+            </w:pPr>
+            <w:r>
+              <w:rPr>
+                <w:rFonts w:ascii="Aptos" w:hAnsi="Aptos"/>
+                <w:bCs/>
+                <w:lang w:val="ro-RO" w:eastAsia="ro-RO"/>
+              </w:rPr>
+              <w:t>Denumire produs</w:t>
+            </w:r>
+          </w:p>
+        </w:tc>
+        <w:tc>
+          <w:tcPr>
+            <w:tcW w:w="1415" w:type="dxa"/>
+            <w:tcBorders>
+              <w:top w:val="single" w:sz="4" w:space="0" w:color="000000"/>
+              <w:left w:val="single" w:sz="4" w:space="0" w:color="000000"/>
+              <w:bottom w:val="single" w:sz="4" w:space="0" w:color="000000"/>
+              <w:right w:val="single" w:sz="4" w:space="0" w:color="000000"/>
+            </w:tcBorders>
+            <w:vAlign w:val="center"/>
+          </w:tcPr>
+          <w:p>
+            <w:pPr>
+              <w:pStyle w:val="Normal"/>
+              <w:spacing w:before="0" w:after="160"/>
+              <w:jc w:val="center"/>
+              <w:rPr>
+                <w:rFonts w:ascii="Aptos" w:hAnsi="Aptos"/>
+                <w:bCs/>
+                <w:lang w:val="ro-RO" w:eastAsia="ro-RO"/>
+              </w:rPr>
+            </w:pPr>
+            <w:r>
+              <w:rPr>
+                <w:rFonts w:ascii="Aptos" w:hAnsi="Aptos"/>
+                <w:bCs/>
+                <w:lang w:val="ro-RO" w:eastAsia="ro-RO"/>
+              </w:rPr>
+              <w:t>Cod produs</w:t>
+            </w:r>
+          </w:p>
+        </w:tc>
+        <w:tc>
+          <w:tcPr>
+            <w:tcW w:w="4122" w:type="dxa"/>
+            <w:tcBorders>
+              <w:top w:val="single" w:sz="4" w:space="0" w:color="000000"/>
+              <w:left w:val="single" w:sz="4" w:space="0" w:color="000000"/>
+              <w:bottom w:val="single" w:sz="4" w:space="0" w:color="000000"/>
+              <w:right w:val="single" w:sz="4" w:space="0" w:color="000000"/>
+            </w:tcBorders>
+          </w:tcPr>
+          <w:p>
+            <w:pPr>
+              <w:pStyle w:val="Normal"/>
+              <w:spacing w:before="0" w:after="160"/>
+              <w:jc w:val="center"/>
+              <w:rPr>
+                <w:rFonts w:ascii="Aptos" w:hAnsi="Aptos"/>
+                <w:bCs/>
+                <w:lang w:val="ro-RO" w:eastAsia="ro-RO"/>
+              </w:rPr>
+            </w:pPr>
+            <w:r>
+              <w:rPr>
+                <w:rFonts w:ascii="Aptos" w:hAnsi="Aptos"/>
+                <w:bCs/>
+                <w:lang w:val="ro-RO" w:eastAsia="ro-RO"/>
+              </w:rPr>
+              <w:t>Cantitate</w:t>
+            </w:r>
+          </w:p>
+        </w:tc>
+      </w:tr>
+      <w:tr>
+        <w:trPr>
+          <w:trHeight w:val="583" w:hRule="atLeast"/>
+        </w:trPr>
+        <w:tc>
+          <w:tcPr>
+            <w:tcW w:w="817" w:type="dxa"/>
+            <w:tcBorders>
+              <w:top w:val="single" w:sz="4" w:space="0" w:color="000000"/>
+              <w:left w:val="single" w:sz="4" w:space="0" w:color="000000"/>
+              <w:bottom w:val="single" w:sz="4" w:space="0" w:color="000000"/>
+              <w:right w:val="single" w:sz="4" w:space="0" w:color="000000"/>
+            </w:tcBorders>
+            <w:vAlign w:val="center"/>
+          </w:tcPr>
+          <w:p>
+            <w:pPr>
+              <w:pStyle w:val="Normal"/>
+              <w:spacing w:before="0" w:after="160"/>
+              <w:jc w:val="center"/>
+              <w:rPr>
+                <w:b/>
+                <w:bCs/>
+              </w:rPr>
+            </w:pPr>
+            <w:r>
+              <w:rPr>
+                <w:rFonts w:ascii="Aptos" w:hAnsi="Aptos"/>
+                <w:b/>
+                <w:bCs/>
+                <w:lang w:val="ro-RO" w:eastAsia="ro-RO"/>
+              </w:rPr>
+              <w:t>${nr}</w:t>
+            </w:r>
+          </w:p>
+        </w:tc>
+        <w:tc>
+          <w:tcPr>
+            <w:tcW w:w="3006" w:type="dxa"/>
+            <w:tcBorders>
+              <w:top w:val="single" w:sz="4" w:space="0" w:color="000000"/>
+              <w:left w:val="single" w:sz="4" w:space="0" w:color="000000"/>
+              <w:bottom w:val="single" w:sz="4" w:space="0" w:color="000000"/>
+              <w:right w:val="single" w:sz="4" w:space="0" w:color="000000"/>
+            </w:tcBorders>
+            <w:vAlign w:val="center"/>
+          </w:tcPr>
+          <w:p>
+            <w:pPr>
+              <w:pStyle w:val="Normal"/>
+              <w:spacing w:before="0" w:after="160"/>
+              <w:rPr>
+                <w:rFonts w:ascii="Aptos" w:hAnsi="Aptos"/>
+                <w:b/>
+                <w:bCs/>
+                <w:color w:val="000000"/>
+                <w:lang w:val="ro-RO" w:eastAsia="ro-RO"/>
+              </w:rPr>
+            </w:pPr>
+            <w:r>
+              <w:rPr>
+                <w:rFonts w:ascii="Aptos" w:hAnsi="Aptos"/>
+                <w:b/>
+                <w:bCs/>
+                <w:color w:val="000000"/>
+                <w:lang w:val="ro-RO" w:eastAsia="ro-RO"/>
+              </w:rPr>
+              <w:t>${productName}</w:t>
+            </w:r>
+          </w:p>
+        </w:tc>
+        <w:tc>
+          <w:tcPr>
+            <w:tcW w:w="1415" w:type="dxa"/>
+            <w:tcBorders>
+              <w:top w:val="single" w:sz="4" w:space="0" w:color="000000"/>
+              <w:left w:val="single" w:sz="4" w:space="0" w:color="000000"/>
+              <w:bottom w:val="single" w:sz="4" w:space="0" w:color="000000"/>
+              <w:right w:val="single" w:sz="4" w:space="0" w:color="000000"/>
+            </w:tcBorders>
+            <w:vAlign w:val="center"/>
+          </w:tcPr>
+          <w:p>
+            <w:pPr>
+              <w:pStyle w:val="Normal"/>
+              <w:spacing w:lineRule="auto" w:line="240" w:before="0" w:after="160"/>
+              <w:rPr>
+                <w:rFonts w:ascii="Aptos" w:hAnsi="Aptos"/>
+                <w:b/>
+                <w:lang w:val="ro-RO" w:eastAsia="ro-RO"/>
+              </w:rPr>
+            </w:pPr>
+            <w:r>
+              <w:rPr>
+                <w:rFonts w:ascii="Aptos" w:hAnsi="Aptos"/>
+                <w:b/>
+                <w:lang w:val="ro-RO" w:eastAsia="ro-RO"/>
+              </w:rPr>
+              <w:t>${productCod}</w:t>
+            </w:r>
+          </w:p>
+        </w:tc>
+        <w:tc>
+          <w:tcPr>
+            <w:tcW w:w="4122" w:type="dxa"/>
+            <w:tcBorders>
+              <w:top w:val="single" w:sz="4" w:space="0" w:color="000000"/>
+              <w:left w:val="single" w:sz="4" w:space="0" w:color="000000"/>
+              <w:bottom w:val="single" w:sz="4" w:space="0" w:color="000000"/>
+              <w:right w:val="single" w:sz="4" w:space="0" w:color="000000"/>
+            </w:tcBorders>
+          </w:tcPr>
+          <w:p>
+            <w:pPr>
+              <w:pStyle w:val="Normal"/>
+              <w:spacing w:before="0" w:after="160"/>
+              <w:rPr>
+                <w:rFonts w:ascii="Aptos" w:hAnsi="Aptos"/>
+                <w:b/>
+                <w:lang w:val="ro-RO" w:eastAsia="ro-RO"/>
+              </w:rPr>
+            </w:pPr>
+            <w:r>
+              <w:rPr>
+                <w:rFonts w:ascii="Aptos" w:hAnsi="Aptos"/>
+                <w:b/>
+                <w:lang w:val="ro-RO" w:eastAsia="ro-RO"/>
+              </w:rPr>
+              <w:t>${productQuantity}</w:t>
+            </w:r>
+          </w:p>
+        </w:tc>
+      </w:tr>
+    </w:tbl>
+    <w:p>
+      <w:pPr>
+        <w:pStyle w:val="Normal"/>
+        <w:spacing w:lineRule="auto" w:line="240" w:before="0" w:after="0"/>
+        <w:rPr>
+          <w:rFonts w:cs="Calibri"/>
+          <w:sz w:val="24"/>
+          <w:szCs w:val="24"/>
+          <w:lang w:val="ro-RO"/>
+        </w:rPr>
+      </w:pPr>
+      <w:r>
+        <w:rPr>
+          <w:rFonts w:cs="Calibri"/>
+          <w:sz w:val="24"/>
+          <w:szCs w:val="24"/>
+          <w:lang w:val="ro-RO"/>
+        </w:rPr>
+      </w:r>
+    </w:p>
+    <w:p>
+      <w:pPr>
+        <w:pStyle w:val="Normal"/>
+        <w:spacing w:lineRule="auto" w:line="240" w:before="0" w:after="0"/>
         <w:rPr>
           <w:rFonts w:cs="Calibri"/>
           <w:sz w:val="24"/>
@@ -702,7 +1012,7 @@
       </w:pPr>
       <w:r>
         <w:drawing>
-          <wp:anchor behindDoc="0" distT="0" distB="0" distL="0" distR="0" simplePos="0" locked="0" layoutInCell="1" allowOverlap="1" relativeHeight="7">
+          <wp:anchor behindDoc="0" distT="0" distB="0" distL="0" distR="0" simplePos="0" locked="0" layoutInCell="1" allowOverlap="1" relativeHeight="11">
             <wp:simplePos x="0" y="0"/>
             <wp:positionH relativeFrom="column">
               <wp:posOffset>695325</wp:posOffset>
@@ -887,7 +1197,7 @@
       <mc:AlternateContent>
         <mc:Choice Requires="wps">
           <w:drawing>
-            <wp:anchor behindDoc="1" distT="0" distB="0" distL="0" distR="0" simplePos="0" locked="0" layoutInCell="1" allowOverlap="1" relativeHeight="4" wp14:anchorId="24C0E3FD">
+            <wp:anchor behindDoc="1" distT="0" distB="0" distL="0" distR="0" simplePos="0" locked="0" layoutInCell="1" allowOverlap="1" relativeHeight="7" wp14:anchorId="24C0E3FD">
               <wp:simplePos x="0" y="0"/>
               <wp:positionH relativeFrom="column">
                 <wp:posOffset>-1339850</wp:posOffset>
@@ -1292,7 +1602,7 @@
         </mc:Fallback>
       </mc:AlternateContent>
       <w:drawing>
-        <wp:anchor behindDoc="1" distT="0" distB="0" distL="0" distR="0" simplePos="0" locked="0" layoutInCell="1" allowOverlap="1" relativeHeight="6">
+        <wp:anchor behindDoc="1" distT="0" distB="0" distL="0" distR="0" simplePos="0" locked="0" layoutInCell="1" allowOverlap="1" relativeHeight="10">
           <wp:simplePos x="0" y="0"/>
           <wp:positionH relativeFrom="column">
             <wp:posOffset>147320</wp:posOffset>
@@ -1354,7 +1664,7 @@
     </w:r>
     <w:r>
       <w:rPr/>
-      <w:t>1</w:t>
+      <w:t>2</w:t>
     </w:r>
     <w:r>
       <w:rPr/>
@@ -1379,7 +1689,7 @@
       <mc:AlternateContent>
         <mc:Choice Requires="wps">
           <w:drawing>
-            <wp:anchor behindDoc="1" distT="0" distB="0" distL="0" distR="0" simplePos="0" locked="0" layoutInCell="1" allowOverlap="1" relativeHeight="4" wp14:anchorId="24C0E3FD">
+            <wp:anchor behindDoc="1" distT="0" distB="0" distL="0" distR="0" simplePos="0" locked="0" layoutInCell="1" allowOverlap="1" relativeHeight="7" wp14:anchorId="24C0E3FD">
               <wp:simplePos x="0" y="0"/>
               <wp:positionH relativeFrom="column">
                 <wp:posOffset>-1339850</wp:posOffset>
@@ -1784,7 +2094,7 @@
         </mc:Fallback>
       </mc:AlternateContent>
       <w:drawing>
-        <wp:anchor behindDoc="1" distT="0" distB="0" distL="0" distR="0" simplePos="0" locked="0" layoutInCell="1" allowOverlap="1" relativeHeight="6">
+        <wp:anchor behindDoc="1" distT="0" distB="0" distL="0" distR="0" simplePos="0" locked="0" layoutInCell="1" allowOverlap="1" relativeHeight="10">
           <wp:simplePos x="0" y="0"/>
           <wp:positionH relativeFrom="column">
             <wp:posOffset>147320</wp:posOffset>
@@ -1846,7 +2156,7 @@
     </w:r>
     <w:r>
       <w:rPr/>
-      <w:t>1</w:t>
+      <w:t>2</w:t>
     </w:r>
     <w:r>
       <w:rPr/>
@@ -1881,7 +2191,7 @@
     <w:r>
       <w:rPr/>
       <w:drawing>
-        <wp:anchor behindDoc="1" distT="0" distB="0" distL="0" distR="0" simplePos="0" locked="0" layoutInCell="0" allowOverlap="1" relativeHeight="2">
+        <wp:anchor behindDoc="1" distT="0" distB="0" distL="0" distR="0" simplePos="0" locked="0" layoutInCell="0" allowOverlap="1" relativeHeight="3">
           <wp:simplePos x="0" y="0"/>
           <wp:positionH relativeFrom="margin">
             <wp:posOffset>-590550</wp:posOffset>
@@ -1946,7 +2256,7 @@
     <w:r>
       <w:rPr/>
       <w:drawing>
-        <wp:anchor behindDoc="1" distT="0" distB="0" distL="0" distR="0" simplePos="0" locked="0" layoutInCell="0" allowOverlap="1" relativeHeight="2">
+        <wp:anchor behindDoc="1" distT="0" distB="0" distL="0" distR="0" simplePos="0" locked="0" layoutInCell="0" allowOverlap="1" relativeHeight="3">
           <wp:simplePos x="0" y="0"/>
           <wp:positionH relativeFrom="margin">
             <wp:posOffset>-590550</wp:posOffset>
